--- a/outputs/csr_format_sample.docx
+++ b/outputs/csr_format_sample.docx
@@ -714,7 +714,7 @@
       <w:r>
         <w:t>A.</w:t>
         <w:tab/>
-        <w:t>Yeah, I — I read it twice last night.</w:t>
+        <w:t>Yeah, I -- I read it twice last night.</w:t>
       </w:r>
     </w:p>
     <w:p>
@@ -753,16 +753,14 @@
       <w:pPr>
         <w:tabs>
           <w:tab w:pos="720" w:val="left"/>
-          <w:tab w:pos="1440" w:val="left"/>
-          <w:tab w:pos="2160" w:val="left"/>
         </w:tabs>
         <w:spacing w:line="480" w:lineRule="auto"/>
+        <w:ind w:left="720" w:hanging="720"/>
       </w:pPr>
       <w:r>
+        <w:t>A.</w:t>
         <w:tab/>
-        <w:tab/>
-        <w:tab/>
-        <w:t>THE WITNESS:  I don't recall the exact date.</w:t>
+        <w:t>I don't recall the exact date.</w:t>
       </w:r>
     </w:p>
     <w:p>
@@ -790,7 +788,7 @@
       <w:r>
         <w:t>A.</w:t>
         <w:tab/>
-        <w:t>We were— the meeting was moved to the second floor.</w:t>
+        <w:t>We were -- the meeting was moved to the second floor.</w:t>
       </w:r>
     </w:p>
     <w:p>
@@ -930,7 +928,7 @@
         <w:spacing w:line="480" w:lineRule="auto"/>
       </w:pPr>
       <w:r>
-        <w:t>(Recess taken.)</w:t>
+        <w:t>(Whereupon, a recess was taken at 10:42 a.m.)</w:t>
       </w:r>
     </w:p>
     <w:p>
@@ -967,7 +965,7 @@
         <w:ind w:left="432"/>
       </w:pPr>
       <w:r>
-        <w:t>The verbatim baseline (A9) preserves legitimate repetitions such as "had had" in the answer above.  The current stutter engine, however, would wrongly render it as "had — had" — an em-dash stutter (F6) that was never spoken.  This sample shows the CORRECT output; the defect is disclosed here so it is not mistaken for the ratified format.</w:t>
+        <w:t>The verbatim baseline (A9) preserves legitimate repetitions such as "had had" in the answer above.  The current stutter engine, however, would wrongly render it as "had -- had" -- a spaced double-hyphen stutter (F6, ADR-0011) that was never spoken.  This sample shows the CORRECT output; the defect is disclosed here so it is not mistaken for the ratified format.</w:t>
       </w:r>
     </w:p>
     <w:p>

--- a/outputs/csr_format_sample.docx
+++ b/outputs/csr_format_sample.docx
@@ -721,6 +721,20 @@
       <w:pPr>
         <w:tabs>
           <w:tab w:pos="720" w:val="left"/>
+        </w:tabs>
+        <w:spacing w:line="480" w:lineRule="auto"/>
+        <w:ind w:left="720" w:hanging="720"/>
+      </w:pPr>
+      <w:r>
+        <w:t>Q.</w:t>
+        <w:tab/>
+        <w:t>And when did you first receive the report?</w:t>
+      </w:r>
+    </w:p>
+    <w:p>
+      <w:pPr>
+        <w:tabs>
+          <w:tab w:pos="720" w:val="left"/>
           <w:tab w:pos="1440" w:val="left"/>
           <w:tab w:pos="2160" w:val="left"/>
         </w:tabs>
@@ -730,7 +744,7 @@
         <w:tab/>
         <w:tab/>
         <w:tab/>
-        <w:t>MR. RAO:  Objection. Form.</w:t>
+        <w:t>MR. RAO:  Objection.  Form.</w:t>
       </w:r>
     </w:p>
     <w:p>
@@ -774,7 +788,7 @@
       <w:r>
         <w:t>Q.</w:t>
         <w:tab/>
-        <w:t>Tell me what happened next.</w:t>
+        <w:t>(BY MR. CALDERON)  Tell me what happened next.</w:t>
       </w:r>
     </w:p>
     <w:p>
@@ -846,7 +860,7 @@
       <w:r>
         <w:t>Q.</w:t>
         <w:tab/>
-        <w:t>What did you tell Mr. Calderon that morning?</w:t>
+        <w:t>(BY MR. CALDERON)  What did you tell Mr. Calderon that morning?</w:t>
       </w:r>
     </w:p>
     <w:p>
@@ -876,7 +890,7 @@
         <w:tab/>
         <w:tab/>
         <w:tab/>
-        <w:t>THE COURT REPORTER (continuing):  I am sorry, Counsel, but I need everyone to speak one at a time.  When two people talk over each other, I cannot take down a clean record, and the transcript will show only a crosstalk notation instead of the actual testimony that the witness gave.</w:t>
+        <w:t>THE REPORTER:  I am sorry, Counsel, but I need everyone to speak one at a time.  When two people talk over each other, I cannot take down a clean record, and the transcript will show only a crosstalk notation instead of the actual testimony that the witness gave.</w:t>
       </w:r>
     </w:p>
     <w:p>
